--- a/step_2/Инструкция по работа с коллекцией_ “Мегафон”.docx
+++ b/step_2/Инструкция по работа с коллекцией_ “Мегафон”.docx
@@ -77,11 +77,17 @@
       </w:pPr>
       <w:r>
         <w:rPr>
-          <w:sz w:val="24"/>
-          <w:szCs w:val="24"/>
-          <w:rtl w:val="0"/>
-        </w:rPr>
-        <w:t xml:space="preserve">Авторизоваться на сайте: </w:t>
+          <w:rtl w:val="0"/>
+        </w:rPr>
+        <w:t xml:space="preserve">Зайти на сайт</w:t>
+      </w:r>
+      <w:r>
+        <w:rPr>
+          <w:sz w:val="24"/>
+          <w:szCs w:val="24"/>
+          <w:rtl w:val="0"/>
+        </w:rPr>
+        <w:t xml:space="preserve">: </w:t>
       </w:r>
       <w:hyperlink r:id="rId6">
         <w:r>
@@ -211,12 +217,12 @@
           <wp:inline distB="114300" distT="114300" distL="114300" distR="114300">
             <wp:extent cx="6291263" cy="4711177"/>
             <wp:effectExtent b="0" l="0" r="0" t="0"/>
-            <wp:docPr id="2" name="image2.jpg"/>
+            <wp:docPr id="2" name="image1.jpg"/>
             <a:graphic>
               <a:graphicData uri="http://schemas.openxmlformats.org/drawingml/2006/picture">
                 <pic:pic>
                   <pic:nvPicPr>
-                    <pic:cNvPr id="0" name="image2.jpg"/>
+                    <pic:cNvPr id="0" name="image1.jpg"/>
                     <pic:cNvPicPr preferRelativeResize="0"/>
                   </pic:nvPicPr>
                   <pic:blipFill>
@@ -367,12 +373,12 @@
           <wp:inline distB="114300" distT="114300" distL="114300" distR="114300">
             <wp:extent cx="6234113" cy="4675584"/>
             <wp:effectExtent b="0" l="0" r="0" t="0"/>
-            <wp:docPr id="1" name="image1.jpg"/>
+            <wp:docPr id="1" name="image2.jpg"/>
             <a:graphic>
               <a:graphicData uri="http://schemas.openxmlformats.org/drawingml/2006/picture">
                 <pic:pic>
                   <pic:nvPicPr>
-                    <pic:cNvPr id="0" name="image1.jpg"/>
+                    <pic:cNvPr id="0" name="image2.jpg"/>
                     <pic:cNvPicPr preferRelativeResize="0"/>
                   </pic:nvPicPr>
                   <pic:blipFill>
@@ -520,6 +526,24 @@
       <w:pPr>
         <w:numPr>
           <w:ilvl w:val="0"/>
+          <w:numId w:val="1"/>
+        </w:numPr>
+        <w:ind w:left="720" w:hanging="360"/>
+        <w:rPr>
+          <w:u w:val="none"/>
+        </w:rPr>
+      </w:pPr>
+      <w:r>
+        <w:rPr>
+          <w:rtl w:val="0"/>
+        </w:rPr>
+        <w:t xml:space="preserve">“product_position” - позиция товара в корзине</w:t>
+      </w:r>
+    </w:p>
+    <w:p>
+      <w:pPr>
+        <w:numPr>
+          <w:ilvl w:val="0"/>
           <w:numId w:val="3"/>
         </w:numPr>
         <w:ind w:left="720" w:hanging="360"/>
@@ -685,10 +709,7 @@
     <w:p>
       <w:pPr>
         <w:ind w:left="720" w:firstLine="0"/>
-        <w:rPr>
-          <w:sz w:val="24"/>
-          <w:szCs w:val="24"/>
-        </w:rPr>
+        <w:rPr/>
       </w:pPr>
       <w:r>
         <w:rPr>
@@ -697,6 +718,11 @@
           <w:rtl w:val="0"/>
         </w:rPr>
         <w:t xml:space="preserve">});</w:t>
+      </w:r>
+      <w:r>
+        <w:rPr>
+          <w:rtl w:val="0"/>
+        </w:rPr>
       </w:r>
     </w:p>
     <w:p>
@@ -718,7 +744,21 @@
           <w:szCs w:val="24"/>
           <w:rtl w:val="0"/>
         </w:rPr>
-        <w:t xml:space="preserve">Проверка того, что количество товара отвечает ожидаемому значению:</w:t>
+        <w:t xml:space="preserve">Проверка того, что количество товара отвечает ожидаемому значению</w:t>
+      </w:r>
+      <w:r>
+        <w:rPr>
+          <w:rtl w:val="0"/>
+        </w:rPr>
+        <w:t xml:space="preserve"> (ри составлении PATCH запроса изменено значение “expectedAmount” на 2</w:t>
+      </w:r>
+      <w:r>
+        <w:rPr>
+          <w:sz w:val="24"/>
+          <w:szCs w:val="24"/>
+          <w:rtl w:val="0"/>
+        </w:rPr>
+        <w:t xml:space="preserve">:</w:t>
       </w:r>
     </w:p>
     <w:p>
@@ -1013,6 +1053,548 @@
         <w:rPr>
           <w:sz w:val="24"/>
           <w:szCs w:val="24"/>
+          <w:rtl w:val="0"/>
+        </w:rPr>
+        <w:t xml:space="preserve">}</w:t>
+      </w:r>
+    </w:p>
+    <w:p>
+      <w:pPr>
+        <w:numPr>
+          <w:ilvl w:val="0"/>
+          <w:numId w:val="8"/>
+        </w:numPr>
+        <w:rPr>
+          <w:u w:val="none"/>
+        </w:rPr>
+      </w:pPr>
+      <w:r>
+        <w:rPr>
+          <w:rtl w:val="0"/>
+        </w:rPr>
+        <w:t xml:space="preserve">Сохранение значения “позиция товара” В переменную “product_position”</w:t>
+      </w:r>
+    </w:p>
+    <w:p>
+      <w:pPr>
+        <w:ind w:firstLine="720"/>
+        <w:rPr/>
+      </w:pPr>
+      <w:r>
+        <w:rPr>
+          <w:rtl w:val="0"/>
+        </w:rPr>
+        <w:t xml:space="preserve">// Функция для рекурсивного поиска товара по productId</w:t>
+      </w:r>
+    </w:p>
+    <w:p>
+      <w:pPr>
+        <w:ind w:firstLine="720"/>
+        <w:rPr/>
+      </w:pPr>
+      <w:r>
+        <w:rPr>
+          <w:rtl w:val="0"/>
+        </w:rPr>
+        <w:t xml:space="preserve">const findItemByProductId = function(data, idToFind) {</w:t>
+      </w:r>
+    </w:p>
+    <w:p>
+      <w:pPr>
+        <w:ind w:firstLine="720"/>
+        <w:rPr/>
+      </w:pPr>
+      <w:r>
+        <w:rPr>
+          <w:rtl w:val="0"/>
+        </w:rPr>
+        <w:t xml:space="preserve">    if (!data || typeof data !== 'object') return undefined;</w:t>
+      </w:r>
+    </w:p>
+    <w:p>
+      <w:pPr>
+        <w:ind w:firstLine="720"/>
+        <w:rPr/>
+      </w:pPr>
+      <w:r>
+        <w:rPr>
+          <w:rtl w:val="0"/>
+        </w:rPr>
+        <w:t xml:space="preserve">    </w:t>
+      </w:r>
+    </w:p>
+    <w:p>
+      <w:pPr>
+        <w:ind w:firstLine="720"/>
+        <w:rPr/>
+      </w:pPr>
+      <w:r>
+        <w:rPr>
+          <w:rtl w:val="0"/>
+        </w:rPr>
+        <w:t xml:space="preserve">    // Если объект имеет свойство items и это массив</w:t>
+      </w:r>
+    </w:p>
+    <w:p>
+      <w:pPr>
+        <w:ind w:firstLine="720"/>
+        <w:rPr/>
+      </w:pPr>
+      <w:r>
+        <w:rPr>
+          <w:rtl w:val="0"/>
+        </w:rPr>
+        <w:t xml:space="preserve">    if (Array.isArray(data.items)) {</w:t>
+      </w:r>
+    </w:p>
+    <w:p>
+      <w:pPr>
+        <w:ind w:firstLine="720"/>
+        <w:rPr/>
+      </w:pPr>
+      <w:r>
+        <w:rPr>
+          <w:rtl w:val="0"/>
+        </w:rPr>
+        <w:t xml:space="preserve">        for (let i = 0; i &lt; data.items.length; i++) {</w:t>
+      </w:r>
+    </w:p>
+    <w:p>
+      <w:pPr>
+        <w:ind w:firstLine="720"/>
+        <w:rPr/>
+      </w:pPr>
+      <w:r>
+        <w:rPr>
+          <w:rtl w:val="0"/>
+        </w:rPr>
+        <w:t xml:space="preserve">            const item = data.items[i];</w:t>
+      </w:r>
+    </w:p>
+    <w:p>
+      <w:pPr>
+        <w:ind w:firstLine="720"/>
+        <w:rPr/>
+      </w:pPr>
+      <w:r>
+        <w:rPr>
+          <w:rtl w:val="0"/>
+        </w:rPr>
+        <w:t xml:space="preserve">            </w:t>
+      </w:r>
+    </w:p>
+    <w:p>
+      <w:pPr>
+        <w:ind w:firstLine="720"/>
+        <w:rPr/>
+      </w:pPr>
+      <w:r>
+        <w:rPr>
+          <w:rtl w:val="0"/>
+        </w:rPr>
+        <w:t xml:space="preserve">            // Проверяем наличие свойства id и сравниваем его с искомым значением</w:t>
+      </w:r>
+    </w:p>
+    <w:p>
+      <w:pPr>
+        <w:ind w:firstLine="720"/>
+        <w:rPr/>
+      </w:pPr>
+      <w:r>
+        <w:rPr>
+          <w:rtl w:val="0"/>
+        </w:rPr>
+        <w:t xml:space="preserve">            if (item.id === idToFind) {</w:t>
+      </w:r>
+    </w:p>
+    <w:p>
+      <w:pPr>
+        <w:ind w:firstLine="720"/>
+        <w:rPr/>
+      </w:pPr>
+      <w:r>
+        <w:rPr>
+          <w:rtl w:val="0"/>
+        </w:rPr>
+        <w:t xml:space="preserve">                return { position: i + 1 }; // Возвращаем индекс плюс один (так как индексы начинаются с нуля)</w:t>
+      </w:r>
+    </w:p>
+    <w:p>
+      <w:pPr>
+        <w:ind w:firstLine="720"/>
+        <w:rPr/>
+      </w:pPr>
+      <w:r>
+        <w:rPr>
+          <w:rtl w:val="0"/>
+        </w:rPr>
+        <w:t xml:space="preserve">            }</w:t>
+      </w:r>
+    </w:p>
+    <w:p>
+      <w:pPr>
+        <w:ind w:firstLine="720"/>
+        <w:rPr/>
+      </w:pPr>
+      <w:r>
+        <w:rPr>
+          <w:rtl w:val="0"/>
+        </w:rPr>
+        <w:t xml:space="preserve">        }</w:t>
+      </w:r>
+    </w:p>
+    <w:p>
+      <w:pPr>
+        <w:ind w:firstLine="720"/>
+        <w:rPr/>
+      </w:pPr>
+      <w:r>
+        <w:rPr>
+          <w:rtl w:val="0"/>
+        </w:rPr>
+        <w:t xml:space="preserve">    }</w:t>
+      </w:r>
+    </w:p>
+    <w:p>
+      <w:pPr>
+        <w:ind w:firstLine="720"/>
+        <w:rPr/>
+      </w:pPr>
+      <w:r>
+        <w:rPr>
+          <w:rtl w:val="0"/>
+        </w:rPr>
+        <w:t xml:space="preserve">    </w:t>
+      </w:r>
+    </w:p>
+    <w:p>
+      <w:pPr>
+        <w:ind w:firstLine="720"/>
+        <w:rPr/>
+      </w:pPr>
+      <w:r>
+        <w:rPr>
+          <w:rtl w:val="0"/>
+        </w:rPr>
+        <w:t xml:space="preserve">    // Продолжаем поиск среди свойств объекта</w:t>
+      </w:r>
+    </w:p>
+    <w:p>
+      <w:pPr>
+        <w:ind w:firstLine="720"/>
+        <w:rPr/>
+      </w:pPr>
+      <w:r>
+        <w:rPr>
+          <w:rtl w:val="0"/>
+        </w:rPr>
+        <w:t xml:space="preserve">    for (let key in data) {</w:t>
+      </w:r>
+    </w:p>
+    <w:p>
+      <w:pPr>
+        <w:ind w:firstLine="720"/>
+        <w:rPr/>
+      </w:pPr>
+      <w:r>
+        <w:rPr>
+          <w:rtl w:val="0"/>
+        </w:rPr>
+        <w:t xml:space="preserve">        let found = findItemByProductId(data[key], idToFind);</w:t>
+      </w:r>
+    </w:p>
+    <w:p>
+      <w:pPr>
+        <w:ind w:firstLine="720"/>
+        <w:rPr/>
+      </w:pPr>
+      <w:r>
+        <w:rPr>
+          <w:rtl w:val="0"/>
+        </w:rPr>
+        <w:t xml:space="preserve">        </w:t>
+      </w:r>
+    </w:p>
+    <w:p>
+      <w:pPr>
+        <w:ind w:firstLine="720"/>
+        <w:rPr/>
+      </w:pPr>
+      <w:r>
+        <w:rPr>
+          <w:rtl w:val="0"/>
+        </w:rPr>
+        <w:t xml:space="preserve">        if (found) {</w:t>
+      </w:r>
+    </w:p>
+    <w:p>
+      <w:pPr>
+        <w:ind w:firstLine="720"/>
+        <w:rPr/>
+      </w:pPr>
+      <w:r>
+        <w:rPr>
+          <w:rtl w:val="0"/>
+        </w:rPr>
+        <w:t xml:space="preserve">            return found;</w:t>
+      </w:r>
+    </w:p>
+    <w:p>
+      <w:pPr>
+        <w:ind w:firstLine="720"/>
+        <w:rPr/>
+      </w:pPr>
+      <w:r>
+        <w:rPr>
+          <w:rtl w:val="0"/>
+        </w:rPr>
+        <w:t xml:space="preserve">        }</w:t>
+      </w:r>
+    </w:p>
+    <w:p>
+      <w:pPr>
+        <w:ind w:firstLine="720"/>
+        <w:rPr/>
+      </w:pPr>
+      <w:r>
+        <w:rPr>
+          <w:rtl w:val="0"/>
+        </w:rPr>
+        <w:t xml:space="preserve">    }</w:t>
+      </w:r>
+    </w:p>
+    <w:p>
+      <w:pPr>
+        <w:ind w:firstLine="720"/>
+        <w:rPr/>
+      </w:pPr>
+      <w:r>
+        <w:rPr>
+          <w:rtl w:val="0"/>
+        </w:rPr>
+        <w:t xml:space="preserve">};</w:t>
+      </w:r>
+    </w:p>
+    <w:p>
+      <w:pPr>
+        <w:ind w:firstLine="720"/>
+        <w:rPr/>
+      </w:pPr>
+      <w:r>
+        <w:rPr>
+          <w:rtl w:val="0"/>
+        </w:rPr>
+      </w:r>
+    </w:p>
+    <w:p>
+      <w:pPr>
+        <w:ind w:firstLine="720"/>
+        <w:rPr/>
+      </w:pPr>
+      <w:r>
+        <w:rPr>
+          <w:rtl w:val="0"/>
+        </w:rPr>
+        <w:t xml:space="preserve">// Получаем JSON-тело ответа</w:t>
+      </w:r>
+    </w:p>
+    <w:p>
+      <w:pPr>
+        <w:ind w:firstLine="720"/>
+        <w:rPr/>
+      </w:pPr>
+      <w:r>
+        <w:rPr>
+          <w:rtl w:val="0"/>
+        </w:rPr>
+        <w:t xml:space="preserve">let responseBody = pm.response.json();</w:t>
+      </w:r>
+    </w:p>
+    <w:p>
+      <w:pPr>
+        <w:ind w:firstLine="720"/>
+        <w:rPr/>
+      </w:pPr>
+      <w:r>
+        <w:rPr>
+          <w:rtl w:val="0"/>
+        </w:rPr>
+      </w:r>
+    </w:p>
+    <w:p>
+      <w:pPr>
+        <w:ind w:firstLine="720"/>
+        <w:rPr/>
+      </w:pPr>
+      <w:r>
+        <w:rPr>
+          <w:rtl w:val="0"/>
+        </w:rPr>
+        <w:t xml:space="preserve">// Находим позицию товара</w:t>
+      </w:r>
+    </w:p>
+    <w:p>
+      <w:pPr>
+        <w:ind w:firstLine="720"/>
+        <w:rPr/>
+      </w:pPr>
+      <w:r>
+        <w:rPr>
+          <w:rtl w:val="0"/>
+        </w:rPr>
+        <w:t xml:space="preserve">let result = findItemByProductId(responseBody.payload.order.basket, productId);</w:t>
+      </w:r>
+    </w:p>
+    <w:p>
+      <w:pPr>
+        <w:ind w:firstLine="720"/>
+        <w:rPr/>
+      </w:pPr>
+      <w:r>
+        <w:rPr>
+          <w:rtl w:val="0"/>
+        </w:rPr>
+      </w:r>
+    </w:p>
+    <w:p>
+      <w:pPr>
+        <w:ind w:firstLine="720"/>
+        <w:rPr/>
+      </w:pPr>
+      <w:r>
+        <w:rPr>
+          <w:rtl w:val="0"/>
+        </w:rPr>
+        <w:t xml:space="preserve">// Если товар найден, сохраняем его позицию в переменные коллекции</w:t>
+      </w:r>
+    </w:p>
+    <w:p>
+      <w:pPr>
+        <w:ind w:firstLine="720"/>
+        <w:rPr/>
+      </w:pPr>
+      <w:r>
+        <w:rPr>
+          <w:rtl w:val="0"/>
+        </w:rPr>
+        <w:t xml:space="preserve">if (result &amp;&amp; result.position) {</w:t>
+      </w:r>
+    </w:p>
+    <w:p>
+      <w:pPr>
+        <w:ind w:firstLine="720"/>
+        <w:rPr/>
+      </w:pPr>
+      <w:r>
+        <w:rPr>
+          <w:rtl w:val="0"/>
+        </w:rPr>
+        <w:t xml:space="preserve">    console.log(`Продукт найден на позиции ${result.position}`);</w:t>
+      </w:r>
+    </w:p>
+    <w:p>
+      <w:pPr>
+        <w:ind w:firstLine="720"/>
+        <w:rPr/>
+      </w:pPr>
+      <w:r>
+        <w:rPr>
+          <w:rtl w:val="0"/>
+        </w:rPr>
+        <w:t xml:space="preserve">    </w:t>
+      </w:r>
+    </w:p>
+    <w:p>
+      <w:pPr>
+        <w:ind w:firstLine="720"/>
+        <w:rPr/>
+      </w:pPr>
+      <w:r>
+        <w:rPr>
+          <w:rtl w:val="0"/>
+        </w:rPr>
+        <w:t xml:space="preserve">    // Устанавливаем переменную коллекции</w:t>
+      </w:r>
+    </w:p>
+    <w:p>
+      <w:pPr>
+        <w:ind w:firstLine="720"/>
+        <w:rPr/>
+      </w:pPr>
+      <w:r>
+        <w:rPr>
+          <w:rtl w:val="0"/>
+        </w:rPr>
+        <w:t xml:space="preserve">    pm.collectionVariables.set("product_position", result.position.toString());</w:t>
+      </w:r>
+    </w:p>
+    <w:p>
+      <w:pPr>
+        <w:ind w:firstLine="720"/>
+        <w:rPr/>
+      </w:pPr>
+      <w:r>
+        <w:rPr>
+          <w:rtl w:val="0"/>
+        </w:rPr>
+        <w:t xml:space="preserve">    </w:t>
+      </w:r>
+    </w:p>
+    <w:p>
+      <w:pPr>
+        <w:ind w:firstLine="720"/>
+        <w:rPr/>
+      </w:pPr>
+      <w:r>
+        <w:rPr>
+          <w:rtl w:val="0"/>
+        </w:rPr>
+        <w:t xml:space="preserve">    // Проверяем, успешно ли присвоилась переменная</w:t>
+      </w:r>
+    </w:p>
+    <w:p>
+      <w:pPr>
+        <w:ind w:firstLine="720"/>
+        <w:rPr/>
+      </w:pPr>
+      <w:r>
+        <w:rPr>
+          <w:rtl w:val="0"/>
+        </w:rPr>
+        <w:t xml:space="preserve">    console.log("Сохранённая переменная:", pm.collectionVariables.get("product_position"));</w:t>
+      </w:r>
+    </w:p>
+    <w:p>
+      <w:pPr>
+        <w:ind w:firstLine="720"/>
+        <w:rPr/>
+      </w:pPr>
+      <w:r>
+        <w:rPr>
+          <w:rtl w:val="0"/>
+        </w:rPr>
+        <w:t xml:space="preserve">} else {</w:t>
+      </w:r>
+    </w:p>
+    <w:p>
+      <w:pPr>
+        <w:ind w:firstLine="720"/>
+        <w:rPr/>
+      </w:pPr>
+      <w:r>
+        <w:rPr>
+          <w:rtl w:val="0"/>
+        </w:rPr>
+        <w:t xml:space="preserve">    console.error('Продукт не найден');</w:t>
+      </w:r>
+    </w:p>
+    <w:p>
+      <w:pPr>
+        <w:ind w:firstLine="720"/>
+        <w:rPr/>
+      </w:pPr>
+      <w:r>
+        <w:rPr>
           <w:rtl w:val="0"/>
         </w:rPr>
         <w:t xml:space="preserve">}</w:t>
@@ -1288,35 +1870,7 @@
     </w:p>
     <w:p>
       <w:pPr>
-        <w:ind w:left="720" w:firstLine="0"/>
-        <w:rPr>
-          <w:sz w:val="24"/>
-          <w:szCs w:val="24"/>
-        </w:rPr>
-      </w:pPr>
-      <w:r>
-        <w:rPr>
-          <w:rtl w:val="0"/>
-        </w:rPr>
-      </w:r>
-    </w:p>
-    <w:p>
-      <w:pPr>
         <w:ind w:left="0" w:firstLine="0"/>
-        <w:rPr>
-          <w:sz w:val="24"/>
-          <w:szCs w:val="24"/>
-        </w:rPr>
-      </w:pPr>
-      <w:r>
-        <w:rPr>
-          <w:rtl w:val="0"/>
-        </w:rPr>
-      </w:r>
-    </w:p>
-    <w:p>
-      <w:pPr>
-        <w:ind w:left="720" w:firstLine="0"/>
         <w:rPr>
           <w:sz w:val="24"/>
           <w:szCs w:val="24"/>
